--- a/pre-week-4/Monthly Revenue Analysis.docx
+++ b/pre-week-4/Monthly Revenue Analysis.docx
@@ -16,6 +16,82 @@
         <w:t>After analyzing the monthly revenue trend for Maine, I observed a consistent upward growth from 2022 to 2025. Revenue starts lower in early periods and gradually increases, with a significant peak in late 2025. There are also month-to-month fluctuations, which suggest varying demand. Overall, the trend indicates strong business growth in the region, possibly due to increased demand or improved sales performance.</w:t>
       </w:r>
     </w:p>
+    <w:p>
+      <w:pPr>
+        <w:rPr>
+          <w:b/>
+          <w:bCs/>
+        </w:rPr>
+      </w:pPr>
+      <w:r>
+        <w:rPr>
+          <w:b/>
+          <w:bCs/>
+        </w:rPr>
+        <w:t>INSIGHT</w:t>
+      </w:r>
+    </w:p>
+    <w:p>
+      <w:r>
+        <w:t>The top-performing category is</w:t>
+      </w:r>
+      <w:r>
+        <w:t xml:space="preserve"> technology and accessories</w:t>
+      </w:r>
+      <w:r>
+        <w:t xml:space="preserve"> generating the highest revenue. This suggests that customers in Maine have the strongest demand for this category compared to others.</w:t>
+      </w:r>
+    </w:p>
+    <w:p>
+      <w:r>
+        <w:t>“Lower-performing categories may represent opportunities for improvement or indicate weaker demand in those segments.”</w:t>
+      </w:r>
+    </w:p>
+    <w:p/>
+    <w:p>
+      <w:pPr>
+        <w:rPr>
+          <w:b/>
+          <w:bCs/>
+        </w:rPr>
+      </w:pPr>
+      <w:r>
+        <w:rPr>
+          <w:b/>
+          <w:bCs/>
+        </w:rPr>
+        <w:t>Top product result</w:t>
+      </w:r>
+    </w:p>
+    <w:p>
+      <w:r>
+        <w:t>Your top product for Maine is:</w:t>
+      </w:r>
+    </w:p>
+    <w:p>
+      <w:r>
+        <w:t xml:space="preserve">ASUS </w:t>
+      </w:r>
+      <w:r>
+        <w:t>Vivo Book</w:t>
+      </w:r>
+      <w:r>
+        <w:t xml:space="preserve"> S15 — $47,804.00</w:t>
+      </w:r>
+    </w:p>
+    <w:p>
+      <w:r>
+        <w:t xml:space="preserve">The top-performing product in Maine is ASUS </w:t>
+      </w:r>
+      <w:r>
+        <w:t>Vivo Book</w:t>
+      </w:r>
+      <w:r>
+        <w:t xml:space="preserve"> S15, generating $47,804.00 in total revenue. Several of the highest-performing products are laptops, which suggests that technology products are a major driver of sales in this territory.</w:t>
+      </w:r>
+    </w:p>
+    <w:p/>
+    <w:p/>
     <w:p/>
     <w:sectPr>
       <w:pgSz w:w="12240" w:h="15840"/>
